--- a/documents/План выступления.docx
+++ b/documents/План выступления.docx
@@ -209,6 +209,7 @@
         </w:rPr>
         <w:t xml:space="preserve"> </w:t>
       </w:r>
+      <w:proofErr w:type="spellStart"/>
       <w:r>
         <w:rPr>
           <w:rFonts w:ascii="Noto Sans" w:hAnsi="Noto Sans" w:cs="Noto Sans"/>
@@ -218,6 +219,7 @@
         </w:rPr>
         <w:t>emhaiky</w:t>
       </w:r>
+      <w:proofErr w:type="spellEnd"/>
       <w:r>
         <w:rPr>
           <w:rFonts w:ascii="Noto Sans" w:hAnsi="Noto Sans" w:cs="Noto Sans"/>
@@ -395,7 +397,25 @@
           <w:sz w:val="32"/>
           <w:szCs w:val="32"/>
         </w:rPr>
-        <w:t xml:space="preserve">Условие проблемы было сформулировано Виктором Кли в 1973 году. Я прочитаю </w:t>
+        <w:t xml:space="preserve">Условие проблемы было сформулировано Виктором </w:t>
+      </w:r>
+      <w:proofErr w:type="spellStart"/>
+      <w:r>
+        <w:rPr>
+          <w:rFonts w:ascii="Noto Sans" w:hAnsi="Noto Sans" w:cs="Noto Sans"/>
+          <w:sz w:val="32"/>
+          <w:szCs w:val="32"/>
+        </w:rPr>
+        <w:t>Кли</w:t>
+      </w:r>
+      <w:proofErr w:type="spellEnd"/>
+      <w:r>
+        <w:rPr>
+          <w:rFonts w:ascii="Noto Sans" w:hAnsi="Noto Sans" w:cs="Noto Sans"/>
+          <w:sz w:val="32"/>
+          <w:szCs w:val="32"/>
+        </w:rPr>
+        <w:t xml:space="preserve"> в 1973 году. Я прочитаю </w:t>
       </w:r>
       <w:r>
         <w:rPr>
@@ -678,7 +698,25 @@
           <w:sz w:val="32"/>
           <w:szCs w:val="32"/>
         </w:rPr>
-        <w:t>, т.е. найти минимальное достаточное кол-во камер</w:t>
+        <w:t xml:space="preserve">, </w:t>
+      </w:r>
+      <w:proofErr w:type="gramStart"/>
+      <w:r>
+        <w:rPr>
+          <w:rFonts w:ascii="Noto Sans" w:hAnsi="Noto Sans" w:cs="Noto Sans"/>
+          <w:sz w:val="32"/>
+          <w:szCs w:val="32"/>
+        </w:rPr>
+        <w:t>т.е.</w:t>
+      </w:r>
+      <w:proofErr w:type="gramEnd"/>
+      <w:r>
+        <w:rPr>
+          <w:rFonts w:ascii="Noto Sans" w:hAnsi="Noto Sans" w:cs="Noto Sans"/>
+          <w:sz w:val="32"/>
+          <w:szCs w:val="32"/>
+        </w:rPr>
+        <w:t xml:space="preserve"> найти минимальное достаточное кол-во камер</w:t>
       </w:r>
       <w:r>
         <w:rPr>
@@ -811,6 +849,7 @@
         </w:rPr>
         <w:t xml:space="preserve"> (</w:t>
       </w:r>
+      <w:proofErr w:type="gramStart"/>
       <w:r>
         <w:rPr>
           <w:rFonts w:ascii="Noto Sans" w:eastAsiaTheme="minorEastAsia" w:hAnsi="Noto Sans" w:cs="Noto Sans"/>
@@ -819,6 +858,7 @@
         </w:rPr>
         <w:t>т.е.</w:t>
       </w:r>
+      <w:proofErr w:type="gramEnd"/>
       <w:r>
         <w:rPr>
           <w:rFonts w:ascii="Noto Sans" w:eastAsiaTheme="minorEastAsia" w:hAnsi="Noto Sans" w:cs="Noto Sans"/>
@@ -979,6 +1019,7 @@
           <w:sz w:val="32"/>
           <w:szCs w:val="32"/>
         </w:rPr>
+        <w:lastRenderedPageBreak/>
         <w:t xml:space="preserve">Обратите внимание, что </w:t>
       </w:r>
       <w:r>
@@ -1003,7 +1044,6 @@
           <w:sz w:val="32"/>
           <w:szCs w:val="32"/>
         </w:rPr>
-        <w:lastRenderedPageBreak/>
         <w:t xml:space="preserve">показанная для наглядности </w:t>
       </w:r>
       <w:r>
@@ -1229,7 +1269,27 @@
           <w:szCs w:val="32"/>
           <w:u w:val="single"/>
         </w:rPr>
-        <w:t>публикации Виктора Кли.</w:t>
+        <w:t xml:space="preserve">публикации Виктора </w:t>
+      </w:r>
+      <w:proofErr w:type="spellStart"/>
+      <w:r>
+        <w:rPr>
+          <w:rFonts w:ascii="Noto Sans" w:hAnsi="Noto Sans" w:cs="Noto Sans"/>
+          <w:sz w:val="32"/>
+          <w:szCs w:val="32"/>
+          <w:u w:val="single"/>
+        </w:rPr>
+        <w:t>Кли</w:t>
+      </w:r>
+      <w:proofErr w:type="spellEnd"/>
+      <w:r>
+        <w:rPr>
+          <w:rFonts w:ascii="Noto Sans" w:hAnsi="Noto Sans" w:cs="Noto Sans"/>
+          <w:sz w:val="32"/>
+          <w:szCs w:val="32"/>
+          <w:u w:val="single"/>
+        </w:rPr>
+        <w:t>.</w:t>
       </w:r>
       <w:r>
         <w:rPr>
@@ -1490,15 +1550,7 @@
                 <w:sz w:val="32"/>
                 <w:szCs w:val="32"/>
               </w:rPr>
-              <m:t>n</m:t>
-            </m:r>
-            <m:r>
-              <w:rPr>
-                <w:rFonts w:ascii="Cambria Math" w:hAnsi="Cambria Math" w:cs="Times New Roman"/>
-                <w:sz w:val="32"/>
-                <w:szCs w:val="32"/>
-              </w:rPr>
-              <m:t>/3</m:t>
+              <m:t>n/3</m:t>
             </m:r>
           </m:e>
         </m:d>
@@ -1573,7 +1625,29 @@
           <w:sz w:val="32"/>
           <w:szCs w:val="32"/>
         </w:rPr>
-        <w:t xml:space="preserve">триангуляции и трираскраски </w:t>
+        <w:t xml:space="preserve">триангуляции и </w:t>
+      </w:r>
+      <w:proofErr w:type="spellStart"/>
+      <w:r>
+        <w:rPr>
+          <w:rFonts w:ascii="Noto Sans" w:hAnsi="Noto Sans" w:cs="Noto Sans"/>
+          <w:i/>
+          <w:iCs/>
+          <w:sz w:val="32"/>
+          <w:szCs w:val="32"/>
+        </w:rPr>
+        <w:t>трираскраски</w:t>
+      </w:r>
+      <w:proofErr w:type="spellEnd"/>
+      <w:r>
+        <w:rPr>
+          <w:rFonts w:ascii="Noto Sans" w:hAnsi="Noto Sans" w:cs="Noto Sans"/>
+          <w:i/>
+          <w:iCs/>
+          <w:sz w:val="32"/>
+          <w:szCs w:val="32"/>
+        </w:rPr>
+        <w:t xml:space="preserve"> </w:t>
       </w:r>
       <w:r>
         <w:rPr>
@@ -1731,6 +1805,7 @@
           <w:sz w:val="32"/>
           <w:szCs w:val="32"/>
         </w:rPr>
+        <w:lastRenderedPageBreak/>
         <w:t xml:space="preserve">Без показа блок-схемы и </w:t>
       </w:r>
       <w:r>
@@ -1849,7 +1924,6 @@
           <w:sz w:val="32"/>
           <w:szCs w:val="32"/>
         </w:rPr>
-        <w:lastRenderedPageBreak/>
         <w:t>Без показа блок-схемы и псевдокода, однако сказать об их наличии.</w:t>
       </w:r>
     </w:p>
@@ -1996,7 +2070,15 @@
           <w:sz w:val="32"/>
           <w:szCs w:val="32"/>
         </w:rPr>
-        <w:t xml:space="preserve"> триагуляции</w:t>
+        <w:t xml:space="preserve"> </w:t>
+      </w:r>
+      <w:r>
+        <w:rPr>
+          <w:rFonts w:ascii="Noto Sans" w:hAnsi="Noto Sans" w:cs="Noto Sans"/>
+          <w:sz w:val="32"/>
+          <w:szCs w:val="32"/>
+        </w:rPr>
+        <w:t>триангуляции</w:t>
       </w:r>
     </w:p>
     <w:p>
@@ -2199,7 +2281,7 @@
     </w:p>
     <w:sectPr>
       <w:pgSz w:w="11906" w:h="16838"/>
-      <w:pgMar w:top="567" w:right="567" w:bottom="567" w:left="567" w:header="708" w:footer="708" w:gutter="0"/>
+      <w:pgMar w:top="1701" w:right="567" w:bottom="567" w:left="567" w:header="709" w:footer="709" w:gutter="0"/>
       <w:cols w:space="708"/>
       <w:docGrid w:linePitch="381"/>
     </w:sectPr>
